--- a/admin/docs/pub-mallar/PUB-Avtal-webbplats.docx
+++ b/admin/docs/pub-mallar/PUB-Avtal-webbplats.docx
@@ -40,7 +40,7 @@
         <w:t xml:space="preserve">Personuppgiftsbiträde (PUB): </w:t>
       </w:r>
       <w:r>
-        <w:t xml:space="preserve">Triad Solutions AB, org.nr </w:t>
+        <w:t xml:space="preserve">MCA Solutions AB, org.nr </w:t>
       </w:r>
       <w:r>
         <w:rPr>
@@ -1752,7 +1752,7 @@
         <w:t xml:space="preserve">E-post: </w:t>
       </w:r>
       <w:r>
-        <w:t xml:space="preserve">kontakt@triadsolutions.se</w:t>
+        <w:t xml:space="preserve">kontakt@mcasolutions.se</w:t>
       </w:r>
     </w:p>
     <w:p>
